--- a/MISC/sources.docx
+++ b/MISC/sources.docx
@@ -61,25 +61,7 @@
             <w:kern w:val="0"/>
             <w14:ligatures w14:val="none"/>
           </w:rPr>
-          <w:t>http</w:t>
-        </w:r>
-        <w:r>
-          <w:rPr>
-            <w:rStyle w:val="Hyperlink"/>
-            <w:rFonts w:ascii="Avenir Next LT Pro" w:eastAsia="Times New Roman" w:hAnsi="Avenir Next LT Pro" w:cs="Cascadia Mono SemiBold"/>
-            <w:kern w:val="0"/>
-            <w14:ligatures w14:val="none"/>
-          </w:rPr>
-          <w:t>s</w:t>
-        </w:r>
-        <w:r>
-          <w:rPr>
-            <w:rStyle w:val="Hyperlink"/>
-            <w:rFonts w:ascii="Avenir Next LT Pro" w:eastAsia="Times New Roman" w:hAnsi="Avenir Next LT Pro" w:cs="Cascadia Mono SemiBold"/>
-            <w:kern w:val="0"/>
-            <w14:ligatures w14:val="none"/>
-          </w:rPr>
-          <w:t>://conservationgis.alabama.gov/adcnrweb/rest/services</w:t>
+          <w:t>https://conservationgis.alabama.gov/adcnrweb/rest/services</w:t>
         </w:r>
       </w:hyperlink>
     </w:p>
@@ -123,23 +105,7 @@
             <w:rFonts w:ascii="Avenir Next LT Pro" w:hAnsi="Avenir Next LT Pro" w:cs="Cascadia Mono SemiBold"/>
             <w:lang w:val="nl-NL"/>
           </w:rPr>
-          <w:t>https://alabama-</w:t>
-        </w:r>
-        <w:r>
-          <w:rPr>
-            <w:rStyle w:val="Hyperlink"/>
-            <w:rFonts w:ascii="Avenir Next LT Pro" w:hAnsi="Avenir Next LT Pro" w:cs="Cascadia Mono SemiBold"/>
-            <w:lang w:val="nl-NL"/>
-          </w:rPr>
-          <w:t>d</w:t>
-        </w:r>
-        <w:r>
-          <w:rPr>
-            <w:rStyle w:val="Hyperlink"/>
-            <w:rFonts w:ascii="Avenir Next LT Pro" w:hAnsi="Avenir Next LT Pro" w:cs="Cascadia Mono SemiBold"/>
-            <w:lang w:val="nl-NL"/>
-          </w:rPr>
-          <w:t>epartment-of-conservation-natural-resources-algeohub.hub.arcgis.com/</w:t>
+          <w:t>https://alabama-department-of-conservation-natural-resources-algeohub.hub.arcgis.com/</w:t>
         </w:r>
       </w:hyperlink>
     </w:p>
@@ -211,21 +177,7 @@
             <w:rStyle w:val="Hyperlink"/>
             <w:rFonts w:ascii="Avenir Next LT Pro" w:hAnsi="Avenir Next LT Pro" w:cs="Cascadia Mono SemiBold"/>
           </w:rPr>
-          <w:t>https:/</w:t>
-        </w:r>
-        <w:r>
-          <w:rPr>
-            <w:rStyle w:val="Hyperlink"/>
-            <w:rFonts w:ascii="Avenir Next LT Pro" w:hAnsi="Avenir Next LT Pro" w:cs="Cascadia Mono SemiBold"/>
-          </w:rPr>
-          <w:t>/</w:t>
-        </w:r>
-        <w:r>
-          <w:rPr>
-            <w:rStyle w:val="Hyperlink"/>
-            <w:rFonts w:ascii="Avenir Next LT Pro" w:hAnsi="Avenir Next LT Pro" w:cs="Cascadia Mono SemiBold"/>
-          </w:rPr>
-          <w:t>www.census.gov/cgi-bin/geo/shapefiles/index.php</w:t>
+          <w:t>https://www.census.gov/cgi-bin/geo/shapefiles/index.php</w:t>
         </w:r>
       </w:hyperlink>
     </w:p>
@@ -271,17 +223,7 @@
           <w:kern w:val="0"/>
           <w14:ligatures w14:val="none"/>
         </w:rPr>
-        <w:t>ACS 2024 Legal and Statistical Entities Web Map Service</w:t>
-      </w:r>
-      <w:r>
-        <w:rPr>
-          <w:rFonts w:ascii="Avenir Next LT Pro" w:eastAsia="Times New Roman" w:hAnsi="Avenir Next LT Pro" w:cs="Cascadia Mono SemiBold"/>
-          <w:b/>
-          <w:bCs/>
-          <w:kern w:val="0"/>
-          <w14:ligatures w14:val="none"/>
-        </w:rPr>
-        <w:t xml:space="preserve">: </w:t>
+        <w:t xml:space="preserve">ACS 2024 Legal and Statistical Entities Web Map Service: </w:t>
       </w:r>
       <w:r>
         <w:rPr>
@@ -432,9 +374,73 @@
       <w:pPr>
         <w:ind w:firstLine="0"/>
         <w:rPr>
-          <w:lang w:val="nl-NL"/>
-        </w:rPr>
-      </w:pPr>
+          <w:rFonts w:ascii="Avenir Next LT Pro" w:eastAsia="Times New Roman" w:hAnsi="Avenir Next LT Pro" w:cs="Cascadia Mono SemiBold"/>
+          <w:b/>
+          <w:bCs/>
+          <w:kern w:val="0"/>
+          <w:sz w:val="28"/>
+          <w:szCs w:val="28"/>
+          <w14:ligatures w14:val="none"/>
+        </w:rPr>
+      </w:pPr>
+      <w:r>
+        <w:rPr>
+          <w:rFonts w:ascii="Avenir Next LT Pro" w:eastAsia="Times New Roman" w:hAnsi="Avenir Next LT Pro" w:cs="Cascadia Mono SemiBold"/>
+          <w:b/>
+          <w:bCs/>
+          <w:kern w:val="0"/>
+          <w:sz w:val="28"/>
+          <w:szCs w:val="28"/>
+          <w14:ligatures w14:val="none"/>
+        </w:rPr>
+        <w:t>Data.gov</w:t>
+      </w:r>
+    </w:p>
+    <w:p>
+      <w:pPr>
+        <w:ind w:firstLine="0"/>
+        <w:rPr>
+          <w:rFonts w:ascii="Avenir Next LT Pro" w:eastAsia="Times New Roman" w:hAnsi="Avenir Next LT Pro" w:cs="Cascadia Mono SemiBold"/>
+          <w:b/>
+          <w:bCs/>
+          <w:kern w:val="0"/>
+          <w:sz w:val="28"/>
+          <w:szCs w:val="28"/>
+          <w14:ligatures w14:val="none"/>
+        </w:rPr>
+      </w:pPr>
+      <w:r>
+        <w:rPr>
+          <w:rFonts w:ascii="Avenir Next LT Pro" w:eastAsia="Times New Roman" w:hAnsi="Avenir Next LT Pro" w:cs="Cascadia Mono SemiBold"/>
+          <w:b/>
+          <w:bCs/>
+          <w:kern w:val="0"/>
+          <w:sz w:val="28"/>
+          <w:szCs w:val="28"/>
+          <w14:ligatures w14:val="none"/>
+        </w:rPr>
+        <w:t>https://catalog.data.gov/dataset/</w:t>
+      </w:r>
+    </w:p>
+    <w:p>
+      <w:pPr>
+        <w:ind w:firstLine="0"/>
+      </w:pPr>
+    </w:p>
+    <w:p>
+      <w:pPr>
+        <w:ind w:firstLine="0"/>
+      </w:pPr>
+      <w:r>
+        <w:rPr>
+          <w:b/>
+          <w:bCs/>
+        </w:rPr>
+        <w:t xml:space="preserve">US Census Bureau Voting Districts 2020 </w:t>
+      </w:r>
+      <w:r>
+        <w:t>https://catalog.data.gov/dataset/tiger-line-shapefile-2020-state-alabama-voting-districts</w:t>
+      </w:r>
     </w:p>
     <w:p>
       <w:pPr>
@@ -602,6 +608,103 @@
     </w:p>
     <w:p>
       <w:pPr>
+        <w:spacing w:after="240"/>
+        <w:ind w:firstLine="0"/>
+        <w:rPr>
+          <w:rFonts w:ascii="Avenir Next LT Pro" w:hAnsi="Avenir Next LT Pro" w:cs="Cascadia Mono SemiBold"/>
+        </w:rPr>
+      </w:pPr>
+    </w:p>
+    <w:p>
+      <w:pPr>
+        <w:spacing w:after="240"/>
+        <w:ind w:firstLine="0"/>
+        <w:rPr>
+          <w:rFonts w:ascii="Avenir Next LT Pro" w:hAnsi="Avenir Next LT Pro" w:cs="Cascadia Mono SemiBold"/>
+        </w:rPr>
+      </w:pPr>
+      <w:r>
+        <w:rPr>
+          <w:rFonts w:ascii="Avenir Next LT Pro" w:eastAsia="Times New Roman" w:hAnsi="Avenir Next LT Pro" w:cs="Cascadia Mono SemiBold"/>
+          <w:b/>
+          <w:bCs/>
+          <w:kern w:val="0"/>
+          <w:sz w:val="28"/>
+          <w:szCs w:val="28"/>
+          <w14:ligatures w14:val="none"/>
+        </w:rPr>
+        <w:t>Alabama Geographic Information Office</w:t>
+      </w:r>
+    </w:p>
+    <w:p>
+      <w:pPr>
+        <w:pStyle w:val="ListParagraph"/>
+        <w:numPr>
+          <w:ilvl w:val="0"/>
+          <w:numId w:val="4"/>
+        </w:numPr>
+        <w:spacing w:after="240"/>
+        <w:rPr>
+          <w:rFonts w:ascii="Avenir Next LT Pro" w:hAnsi="Avenir Next LT Pro" w:cs="Cascadia Mono SemiBold"/>
+        </w:rPr>
+      </w:pPr>
+      <w:hyperlink r:id="rId15" w:history="1">
+        <w:r>
+          <w:rPr>
+            <w:rStyle w:val="Hyperlink"/>
+            <w:rFonts w:ascii="Avenir Next LT Pro" w:hAnsi="Avenir Next LT Pro" w:cs="Cascadia Mono SemiBold"/>
+          </w:rPr>
+          <w:t>https://data-algeohub.opendata.arcgis.com/</w:t>
+        </w:r>
+      </w:hyperlink>
+    </w:p>
+    <w:p>
+      <w:pPr>
+        <w:pStyle w:val="ListParagraph"/>
+        <w:numPr>
+          <w:ilvl w:val="0"/>
+          <w:numId w:val="4"/>
+        </w:numPr>
+        <w:spacing w:after="240"/>
+        <w:rPr>
+          <w:rFonts w:ascii="Avenir Next LT Pro" w:hAnsi="Avenir Next LT Pro" w:cs="Cascadia Mono SemiBold"/>
+        </w:rPr>
+      </w:pPr>
+      <w:r>
+        <w:rPr>
+          <w:rFonts w:ascii="Avenir Next LT Pro" w:hAnsi="Avenir Next LT Pro" w:cs="Cascadia Mono SemiBold"/>
+          <w:b/>
+          <w:bCs/>
+        </w:rPr>
+        <w:t xml:space="preserve">EPA facilities: </w:t>
+      </w:r>
+      <w:hyperlink r:id="rId16" w:history="1">
+        <w:r>
+          <w:rPr>
+            <w:rStyle w:val="Hyperlink"/>
+            <w:rFonts w:ascii="Avenir Next LT Pro" w:hAnsi="Avenir Next LT Pro" w:cs="Cascadia Mono SemiBold"/>
+            <w:b/>
+            <w:bCs/>
+          </w:rPr>
+          <w:t>https://data-algeohub.opendata.arcgis.com/datasets/ALGeoHub::environmental-protection-agency-epa-facilities/about</w:t>
+        </w:r>
+      </w:hyperlink>
+    </w:p>
+    <w:p>
+      <w:pPr>
+        <w:pStyle w:val="ListParagraph"/>
+        <w:numPr>
+          <w:ilvl w:val="0"/>
+          <w:numId w:val="4"/>
+        </w:numPr>
+        <w:spacing w:after="240"/>
+        <w:rPr>
+          <w:rFonts w:ascii="Avenir Next LT Pro" w:hAnsi="Avenir Next LT Pro" w:cs="Cascadia Mono SemiBold"/>
+        </w:rPr>
+      </w:pPr>
+    </w:p>
+    <w:p>
+      <w:pPr>
         <w:pStyle w:val="ListParagraph"/>
         <w:spacing w:after="240"/>
         <w:ind w:firstLine="0"/>
@@ -621,7 +724,7 @@
           <w:rFonts w:ascii="Avenir Next LT Pro Demi" w:hAnsi="Avenir Next LT Pro Demi" w:cs="Cascadia Mono SemiBold"/>
         </w:rPr>
       </w:pPr>
-      <w:hyperlink r:id="rId15" w:history="1">
+      <w:hyperlink r:id="rId17" w:history="1">
         <w:r>
           <w:rPr>
             <w:rStyle w:val="Hyperlink"/>
@@ -642,59 +745,6 @@
       <w:pPr>
         <w:rPr>
           <w:rFonts w:ascii="Avenir Next LT Pro Demi" w:hAnsi="Avenir Next LT Pro Demi" w:cs="Cascadia Mono SemiBold"/>
-          <w:lang w:val="nl-NL"/>
-        </w:rPr>
-      </w:pPr>
-      <w:hyperlink r:id="rId16" w:history="1">
-        <w:r>
-          <w:rPr>
-            <w:rStyle w:val="Hyperlink"/>
-            <w:rFonts w:ascii="Avenir Next LT Pro Demi" w:hAnsi="Avenir Next LT Pro Demi" w:cs="Cascadia Mono SemiBold"/>
-            <w:lang w:val="nl-NL"/>
-          </w:rPr>
-          <w:t>https://wonder.cdc.gov/welcome.html</w:t>
-        </w:r>
-      </w:hyperlink>
-    </w:p>
-    <w:p>
-      <w:pPr>
-        <w:rPr>
-          <w:rFonts w:ascii="Avenir Next LT Pro Demi" w:hAnsi="Avenir Next LT Pro Demi" w:cs="Cascadia Mono SemiBold"/>
-          <w:lang w:val="nl-NL"/>
-        </w:rPr>
-      </w:pPr>
-    </w:p>
-    <w:p>
-      <w:pPr>
-        <w:rPr>
-          <w:rFonts w:ascii="Avenir Next LT Pro Demi" w:hAnsi="Avenir Next LT Pro Demi" w:cs="Cascadia Mono SemiBold"/>
-          <w:lang w:val="nl-NL"/>
-        </w:rPr>
-      </w:pPr>
-      <w:hyperlink r:id="rId17" w:history="1">
-        <w:r>
-          <w:rPr>
-            <w:rStyle w:val="Hyperlink"/>
-            <w:rFonts w:ascii="Avenir Next LT Pro Demi" w:hAnsi="Avenir Next LT Pro Demi" w:cs="Cascadia Mono SemiBold"/>
-            <w:lang w:val="nl-NL"/>
-          </w:rPr>
-          <w:t>https://cwd-info.org/map-chronic-wasting-disease-in-north-america/</w:t>
-        </w:r>
-      </w:hyperlink>
-    </w:p>
-    <w:p>
-      <w:pPr>
-        <w:rPr>
-          <w:rFonts w:ascii="Avenir Next LT Pro Demi" w:hAnsi="Avenir Next LT Pro Demi" w:cs="Cascadia Mono SemiBold"/>
-          <w:lang w:val="nl-NL"/>
-        </w:rPr>
-      </w:pPr>
-    </w:p>
-    <w:p>
-      <w:pPr>
-        <w:rPr>
-          <w:rFonts w:ascii="Avenir Next LT Pro Demi" w:hAnsi="Avenir Next LT Pro Demi" w:cs="Cascadia Mono SemiBold"/>
-          <w:lang w:val="nl-NL"/>
         </w:rPr>
       </w:pPr>
       <w:hyperlink r:id="rId18" w:history="1">
@@ -702,9 +752,8 @@
           <w:rPr>
             <w:rStyle w:val="Hyperlink"/>
             <w:rFonts w:ascii="Avenir Next LT Pro Demi" w:hAnsi="Avenir Next LT Pro Demi" w:cs="Cascadia Mono SemiBold"/>
-            <w:lang w:val="nl-NL"/>
           </w:rPr>
-          <w:t>https://www.usgs.gov/centers/nwhc/science/expanding-distribution-chronic-wasting-disease</w:t>
+          <w:t>https://wonder.cdc.gov/welcome.html</w:t>
         </w:r>
       </w:hyperlink>
     </w:p>
@@ -712,7 +761,6 @@
       <w:pPr>
         <w:rPr>
           <w:rFonts w:ascii="Avenir Next LT Pro Demi" w:hAnsi="Avenir Next LT Pro Demi" w:cs="Cascadia Mono SemiBold"/>
-          <w:lang w:val="nl-NL"/>
         </w:rPr>
       </w:pPr>
     </w:p>
@@ -720,7 +768,6 @@
       <w:pPr>
         <w:rPr>
           <w:rFonts w:ascii="Avenir Next LT Pro Demi" w:hAnsi="Avenir Next LT Pro Demi" w:cs="Cascadia Mono SemiBold"/>
-          <w:lang w:val="nl-NL"/>
         </w:rPr>
       </w:pPr>
       <w:hyperlink r:id="rId19" w:history="1">
@@ -728,7 +775,52 @@
           <w:rPr>
             <w:rStyle w:val="Hyperlink"/>
             <w:rFonts w:ascii="Avenir Next LT Pro Demi" w:hAnsi="Avenir Next LT Pro Demi" w:cs="Cascadia Mono SemiBold"/>
-            <w:lang w:val="nl-NL"/>
+          </w:rPr>
+          <w:t>https://cwd-info.org/map-chronic-wasting-disease-in-north-america/</w:t>
+        </w:r>
+      </w:hyperlink>
+    </w:p>
+    <w:p>
+      <w:pPr>
+        <w:rPr>
+          <w:rFonts w:ascii="Avenir Next LT Pro Demi" w:hAnsi="Avenir Next LT Pro Demi" w:cs="Cascadia Mono SemiBold"/>
+        </w:rPr>
+      </w:pPr>
+    </w:p>
+    <w:p>
+      <w:pPr>
+        <w:rPr>
+          <w:rFonts w:ascii="Avenir Next LT Pro Demi" w:hAnsi="Avenir Next LT Pro Demi" w:cs="Cascadia Mono SemiBold"/>
+        </w:rPr>
+      </w:pPr>
+      <w:hyperlink r:id="rId20" w:history="1">
+        <w:r>
+          <w:rPr>
+            <w:rStyle w:val="Hyperlink"/>
+            <w:rFonts w:ascii="Avenir Next LT Pro Demi" w:hAnsi="Avenir Next LT Pro Demi" w:cs="Cascadia Mono SemiBold"/>
+          </w:rPr>
+          <w:t>https://www.usgs.gov/centers/nwhc/science/expanding-distribution-chronic-wasting-disease</w:t>
+        </w:r>
+      </w:hyperlink>
+    </w:p>
+    <w:p>
+      <w:pPr>
+        <w:rPr>
+          <w:rFonts w:ascii="Avenir Next LT Pro Demi" w:hAnsi="Avenir Next LT Pro Demi" w:cs="Cascadia Mono SemiBold"/>
+        </w:rPr>
+      </w:pPr>
+    </w:p>
+    <w:p>
+      <w:pPr>
+        <w:rPr>
+          <w:rFonts w:ascii="Avenir Next LT Pro Demi" w:hAnsi="Avenir Next LT Pro Demi" w:cs="Cascadia Mono SemiBold"/>
+        </w:rPr>
+      </w:pPr>
+      <w:hyperlink r:id="rId21" w:history="1">
+        <w:r>
+          <w:rPr>
+            <w:rStyle w:val="Hyperlink"/>
+            <w:rFonts w:ascii="Avenir Next LT Pro Demi" w:hAnsi="Avenir Next LT Pro Demi" w:cs="Cascadia Mono SemiBold"/>
           </w:rPr>
           <w:t>https://whispers.usgs.gov/home</w:t>
         </w:r>
@@ -740,7 +832,6 @@
         <w:ind w:firstLine="0"/>
         <w:rPr>
           <w:rFonts w:ascii="Avenir Next LT Pro" w:hAnsi="Avenir Next LT Pro" w:cs="Cascadia Mono SemiBold"/>
-          <w:lang w:val="nl-NL"/>
         </w:rPr>
       </w:pPr>
     </w:p>
@@ -925,6 +1016,119 @@
     </w:lvl>
   </w:abstractNum>
   <w:abstractNum w:abstractNumId="1" w15:restartNumberingAfterBreak="0">
+    <w:nsid w:val="685435A9"/>
+    <w:multiLevelType w:val="hybridMultilevel"/>
+    <w:tmpl w:val="AB149C3E"/>
+    <w:lvl w:ilvl="0" w:tplc="04090001">
+      <w:start w:val="1"/>
+      <w:numFmt w:val="bullet"/>
+      <w:lvlText w:val=""/>
+      <w:lvlJc w:val="left"/>
+      <w:pPr>
+        <w:ind w:left="720" w:hanging="360"/>
+      </w:pPr>
+      <w:rPr>
+        <w:rFonts w:ascii="Symbol" w:hAnsi="Symbol" w:hint="default"/>
+      </w:rPr>
+    </w:lvl>
+    <w:lvl w:ilvl="1" w:tplc="04090003" w:tentative="1">
+      <w:start w:val="1"/>
+      <w:numFmt w:val="bullet"/>
+      <w:lvlText w:val="o"/>
+      <w:lvlJc w:val="left"/>
+      <w:pPr>
+        <w:ind w:left="1440" w:hanging="360"/>
+      </w:pPr>
+      <w:rPr>
+        <w:rFonts w:ascii="Courier New" w:hAnsi="Courier New" w:cs="Courier New" w:hint="default"/>
+      </w:rPr>
+    </w:lvl>
+    <w:lvl w:ilvl="2" w:tplc="04090005" w:tentative="1">
+      <w:start w:val="1"/>
+      <w:numFmt w:val="bullet"/>
+      <w:lvlText w:val=""/>
+      <w:lvlJc w:val="left"/>
+      <w:pPr>
+        <w:ind w:left="2160" w:hanging="360"/>
+      </w:pPr>
+      <w:rPr>
+        <w:rFonts w:ascii="Wingdings" w:hAnsi="Wingdings" w:hint="default"/>
+      </w:rPr>
+    </w:lvl>
+    <w:lvl w:ilvl="3" w:tplc="04090001" w:tentative="1">
+      <w:start w:val="1"/>
+      <w:numFmt w:val="bullet"/>
+      <w:lvlText w:val=""/>
+      <w:lvlJc w:val="left"/>
+      <w:pPr>
+        <w:ind w:left="2880" w:hanging="360"/>
+      </w:pPr>
+      <w:rPr>
+        <w:rFonts w:ascii="Symbol" w:hAnsi="Symbol" w:hint="default"/>
+      </w:rPr>
+    </w:lvl>
+    <w:lvl w:ilvl="4" w:tplc="04090003" w:tentative="1">
+      <w:start w:val="1"/>
+      <w:numFmt w:val="bullet"/>
+      <w:lvlText w:val="o"/>
+      <w:lvlJc w:val="left"/>
+      <w:pPr>
+        <w:ind w:left="3600" w:hanging="360"/>
+      </w:pPr>
+      <w:rPr>
+        <w:rFonts w:ascii="Courier New" w:hAnsi="Courier New" w:cs="Courier New" w:hint="default"/>
+      </w:rPr>
+    </w:lvl>
+    <w:lvl w:ilvl="5" w:tplc="04090005" w:tentative="1">
+      <w:start w:val="1"/>
+      <w:numFmt w:val="bullet"/>
+      <w:lvlText w:val=""/>
+      <w:lvlJc w:val="left"/>
+      <w:pPr>
+        <w:ind w:left="4320" w:hanging="360"/>
+      </w:pPr>
+      <w:rPr>
+        <w:rFonts w:ascii="Wingdings" w:hAnsi="Wingdings" w:hint="default"/>
+      </w:rPr>
+    </w:lvl>
+    <w:lvl w:ilvl="6" w:tplc="04090001" w:tentative="1">
+      <w:start w:val="1"/>
+      <w:numFmt w:val="bullet"/>
+      <w:lvlText w:val=""/>
+      <w:lvlJc w:val="left"/>
+      <w:pPr>
+        <w:ind w:left="5040" w:hanging="360"/>
+      </w:pPr>
+      <w:rPr>
+        <w:rFonts w:ascii="Symbol" w:hAnsi="Symbol" w:hint="default"/>
+      </w:rPr>
+    </w:lvl>
+    <w:lvl w:ilvl="7" w:tplc="04090003" w:tentative="1">
+      <w:start w:val="1"/>
+      <w:numFmt w:val="bullet"/>
+      <w:lvlText w:val="o"/>
+      <w:lvlJc w:val="left"/>
+      <w:pPr>
+        <w:ind w:left="5760" w:hanging="360"/>
+      </w:pPr>
+      <w:rPr>
+        <w:rFonts w:ascii="Courier New" w:hAnsi="Courier New" w:cs="Courier New" w:hint="default"/>
+      </w:rPr>
+    </w:lvl>
+    <w:lvl w:ilvl="8" w:tplc="04090005" w:tentative="1">
+      <w:start w:val="1"/>
+      <w:numFmt w:val="bullet"/>
+      <w:lvlText w:val=""/>
+      <w:lvlJc w:val="left"/>
+      <w:pPr>
+        <w:ind w:left="6480" w:hanging="360"/>
+      </w:pPr>
+      <w:rPr>
+        <w:rFonts w:ascii="Wingdings" w:hAnsi="Wingdings" w:hint="default"/>
+      </w:rPr>
+    </w:lvl>
+  </w:abstractNum>
+  <w:abstractNum w:abstractNumId="2" w15:restartNumberingAfterBreak="0">
     <w:nsid w:val="6BC53847"/>
     <w:multiLevelType w:val="hybridMultilevel"/>
     <w:tmpl w:val="809E911A"/>
@@ -1037,7 +1241,7 @@
       </w:rPr>
     </w:lvl>
   </w:abstractNum>
-  <w:abstractNum w:abstractNumId="2" w15:restartNumberingAfterBreak="0">
+  <w:abstractNum w:abstractNumId="3" w15:restartNumberingAfterBreak="0">
     <w:nsid w:val="6CA70DAB"/>
     <w:multiLevelType w:val="hybridMultilevel"/>
     <w:tmpl w:val="F37A56D4"/>
@@ -1151,13 +1355,16 @@
     </w:lvl>
   </w:abstractNum>
   <w:num w:numId="1" w16cid:durableId="758137986">
-    <w:abstractNumId w:val="1"/>
+    <w:abstractNumId w:val="2"/>
   </w:num>
   <w:num w:numId="2" w16cid:durableId="482045041">
     <w:abstractNumId w:val="0"/>
   </w:num>
   <w:num w:numId="3" w16cid:durableId="990401764">
-    <w:abstractNumId w:val="2"/>
+    <w:abstractNumId w:val="3"/>
+  </w:num>
+  <w:num w:numId="4" w16cid:durableId="177546855">
+    <w:abstractNumId w:val="1"/>
   </w:num>
 </w:numbering>
 </file>
@@ -1767,6 +1974,7 @@
   <w:style w:type="character" w:default="1" w:styleId="DefaultParagraphFont">
     <w:name w:val="Default Paragraph Font"/>
     <w:uiPriority w:val="1"/>
+    <w:semiHidden/>
     <w:unhideWhenUsed/>
   </w:style>
   <w:style w:type="table" w:default="1" w:styleId="TableNormal">

--- a/MISC/sources.docx
+++ b/MISC/sources.docx
@@ -886,9 +886,104 @@
           <w:numId w:val="3"/>
         </w:numPr>
       </w:pPr>
-      <w:r>
-        <w:t>https://conservationgis.alabama.gov/adcnrweb/rest/services/SWAP</w:t>
-      </w:r>
+      <w:hyperlink r:id="rId22" w:history="1">
+        <w:r>
+          <w:rPr>
+            <w:rStyle w:val="Hyperlink"/>
+          </w:rPr>
+          <w:t>https://conservationgis.alabama.gov/adcnrweb/rest/services/SWAP</w:t>
+        </w:r>
+      </w:hyperlink>
+    </w:p>
+    <w:p>
+      <w:pPr>
+        <w:ind w:firstLine="0"/>
+      </w:pPr>
+    </w:p>
+    <w:p>
+      <w:pPr>
+        <w:ind w:firstLine="0"/>
+        <w:rPr>
+          <w:lang w:val="nl-NL"/>
+        </w:rPr>
+      </w:pPr>
+      <w:r>
+        <w:rPr>
+          <w:lang w:val="nl-NL"/>
+        </w:rPr>
+        <w:t xml:space="preserve">PADUS - </w:t>
+      </w:r>
+      <w:hyperlink r:id="rId23" w:history="1">
+        <w:r>
+          <w:rPr>
+            <w:rStyle w:val="Hyperlink"/>
+            <w:lang w:val="nl-NL"/>
+          </w:rPr>
+          <w:t>https://www.sciencebase.gov/catalog/item/65294599d34e44db0e2ed7cf</w:t>
+        </w:r>
+      </w:hyperlink>
+    </w:p>
+    <w:p>
+      <w:pPr>
+        <w:ind w:firstLine="0"/>
+        <w:rPr>
+          <w:lang w:val="nl-NL"/>
+        </w:rPr>
+      </w:pPr>
+    </w:p>
+    <w:p>
+      <w:pPr>
+        <w:ind w:firstLine="0"/>
+        <w:rPr>
+          <w:color w:val="000000" w:themeColor="text1"/>
+          <w:sz w:val="28"/>
+          <w:szCs w:val="28"/>
+          <w:lang w:val="nl-NL"/>
+        </w:rPr>
+      </w:pPr>
+      <w:hyperlink r:id="rId24" w:history="1">
+        <w:r>
+          <w:rPr>
+            <w:rStyle w:val="Hyperlink"/>
+            <w:b/>
+            <w:bCs/>
+            <w:color w:val="000000" w:themeColor="text1"/>
+            <w:sz w:val="28"/>
+            <w:szCs w:val="28"/>
+          </w:rPr>
+          <w:t>Protected Areas Database of the United States (PAD-US) 4</w:t>
+        </w:r>
+      </w:hyperlink>
+    </w:p>
+    <w:p>
+      <w:pPr>
+        <w:ind w:firstLine="0"/>
+      </w:pPr>
+      <w:r>
+        <w:t>S</w:t>
+      </w:r>
+      <w:r>
+        <w:t xml:space="preserve">tate Download: </w:t>
+      </w:r>
+      <w:r>
+        <w:t xml:space="preserve"> PADUS4_0_State_AL_GDB.zip</w:t>
+      </w:r>
+      <w:r>
+        <w:t xml:space="preserve"> - </w:t>
+      </w:r>
+      <w:hyperlink r:id="rId25" w:history="1">
+        <w:r>
+          <w:rPr>
+            <w:rStyle w:val="Hyperlink"/>
+          </w:rPr>
+          <w:t>https://www.sciencebase.gov/catalog/item/652d4f80d34e44db0e2ee45c</w:t>
+        </w:r>
+      </w:hyperlink>
+    </w:p>
+    <w:p>
+      <w:pPr>
+        <w:ind w:firstLine="0"/>
+      </w:pPr>
     </w:p>
     <w:sectPr>
       <w:pgSz w:w="12240" w:h="15840"/>
@@ -1974,7 +2069,6 @@
   <w:style w:type="character" w:default="1" w:styleId="DefaultParagraphFont">
     <w:name w:val="Default Paragraph Font"/>
     <w:uiPriority w:val="1"/>
-    <w:semiHidden/>
     <w:unhideWhenUsed/>
   </w:style>
   <w:style w:type="table" w:default="1" w:styleId="TableNormal">
